--- a/docs/安装与恢复教程.docx
+++ b/docs/安装与恢复教程.docx
@@ -13,7 +13,7 @@
           <w:color w:val="23201C"/>
           <w:sz w:val="40"/>
         </w:rPr>
-        <w:t>电视桌面 2.0.2 安装教程</w:t>
+        <w:t>电视桌面 2.0.15 安装教程</w:t>
       </w:r>
     </w:p>
     <w:p>
@@ -137,7 +137,7 @@
           <w:color w:val="23201C"/>
           <w:sz w:val="22"/>
         </w:rPr>
-        <w:t>U 盘一个，FAT32 格式，把 tvhome-zh-2.0.2.apk 拷到根目录。老电视用 tvhome-zh-2.0.2-legacy.apk。</w:t>
+        <w:t>U 盘一个，FAT32 格式，把 tvhome-zh-2.0.15.apk 拷到根目录。老电视用 tvhome-zh-2.0.15-legacy.apk。</w:t>
       </w:r>
     </w:p>
     <w:p>
@@ -153,6 +153,21 @@
           <w:sz w:val="22"/>
         </w:rPr>
         <w:t>电视能上网。热播封面和片段需要联网，第一次打开会慢一点。</w:t>
+      </w:r>
+    </w:p>
+    <w:p>
+      <w:pPr>
+        <w:pStyle w:val="ListBullet"/>
+        <w:spacing w:after="80"/>
+      </w:pPr>
+      <w:r>
+        <w:rPr>
+          <w:rFonts w:ascii="Calibri" w:hAnsi="Calibri" w:eastAsia="微软雅黑"/>
+          <w:b w:val="0"/>
+          <w:color w:val="23201C"/>
+          <w:sz w:val="22"/>
+        </w:rPr>
+        <w:t>手机不能装：2.0.15 起在手机上打开会提示「这是电视桌面」，并可直接卸载。本应用只支持电视、投影仪和电视盒子。</w:t>
       </w:r>
     </w:p>
     <w:p>
@@ -802,7 +817,7 @@
           <w:color w:val="23201C"/>
           <w:sz w:val="22"/>
         </w:rPr>
-        <w:t>安卓 6.0 以下的电视装 tvhome-zh-2.0.2-legacy.apk，界面和用法一样，区别在下面几点。</w:t>
+        <w:t>安卓 6.0 以下的电视装 tvhome-zh-2.0.15-legacy.apk，界面和用法一样，区别在下面几点。</w:t>
       </w:r>
     </w:p>
     <w:p>
@@ -951,7 +966,7 @@
           <w:color w:val="23201C"/>
           <w:sz w:val="22"/>
         </w:rPr>
-        <w:t>点「下载并安装」提示「此电视不支持」：1.7.1 及以前的小米电视会这样。用这个包手动装一次 2.0.2，之后再升级就正常了。</w:t>
+        <w:t>点「下载并安装」提示「此电视不支持」：1.7.1 及以前的小米电视会这样。用这个包手动装一次 2.0.15，之后再升级就正常了。</w:t>
       </w:r>
     </w:p>
     <w:p>
@@ -1015,7 +1030,7 @@
           <w:color w:val="888480"/>
           <w:sz w:val="18"/>
         </w:rPr>
-        <w:t>— 电视桌面 2.0.2 · 2026-10</w:t>
+        <w:t>— 电视桌面 2.0.15 · 2026-10</w:t>
       </w:r>
     </w:p>
     <w:sectPr>

--- a/docs/安装与恢复教程.docx
+++ b/docs/安装与恢复教程.docx
@@ -13,7 +13,7 @@
           <w:color w:val="23201C"/>
           <w:sz w:val="40"/>
         </w:rPr>
-        <w:t>电视桌面 2.0.15 安装教程</w:t>
+        <w:t>电视桌面 2.1.7 安装教程</w:t>
       </w:r>
     </w:p>
     <w:p>
@@ -24,17 +24,44 @@
         <w:rPr>
           <w:rFonts w:ascii="Calibri" w:hAnsi="Calibri" w:eastAsia="微软雅黑"/>
           <w:b w:val="0"/>
-          <w:color w:val="55504B"/>
-          <w:sz w:val="21"/>
+          <w:color w:val="23201C"/>
+          <w:sz w:val="22"/>
         </w:rPr>
-        <w:t>适用于小米、创维等品牌的安卓电视（Android 6.0 及以上）。装它不改系统、不删原厂应用，原厂桌面还在，只是被盖住；不想用了随时恢复。安卓 4.0–5.1 的老电视装「老设备版」，见第七节。</w:t>
+        <w:t>适用于小米、创维等品牌的安卓电视（Android 6.0 及以上）。装它不改系统、不删原厂应用，原厂桌面还在，只是被盖住；不想用了随时恢复。</w:t>
+      </w:r>
+    </w:p>
+    <w:p>
+      <w:pPr>
+        <w:spacing w:before="0" w:after="120"/>
+      </w:pPr>
+      <w:r>
+        <w:rPr>
+          <w:rFonts w:ascii="Calibri" w:hAnsi="Calibri" w:eastAsia="微软雅黑"/>
+          <w:b w:val="0"/>
+          <w:color w:val="23201C"/>
+          <w:sz w:val="22"/>
+        </w:rPr>
+        <w:t>安卓 4.0–5.1 的老电视装「老设备版」，见第七节。</w:t>
+      </w:r>
+    </w:p>
+    <w:p>
+      <w:pPr>
+        <w:spacing w:before="0" w:after="120"/>
+      </w:pPr>
+      <w:r>
+        <w:rPr>
+          <w:rFonts w:ascii="Calibri" w:hAnsi="Calibri" w:eastAsia="微软雅黑"/>
+          <w:b/>
+          <w:color w:val="23201C"/>
+          <w:sz w:val="22"/>
+        </w:rPr>
+        <w:t>发群里的简版：</w:t>
       </w:r>
     </w:p>
     <w:tbl>
       <w:tblPr>
         <w:tblW w:type="auto" w:w="0"/>
         <w:jc w:val="center"/>
-        <w:tblLayout w:type="autofit"/>
         <w:tblLook w:firstColumn="1" w:firstRow="1" w:lastColumn="0" w:lastRow="0" w:noHBand="0" w:noVBand="1" w:val="04A0"/>
       </w:tblPr>
       <w:tblGrid>
@@ -46,21 +73,6 @@
             <w:tcW w:type="dxa" w:w="9184"/>
             <w:shd w:val="clear" w:fill="FDF3EE"/>
           </w:tcPr>
-          <w:p>
-            <w:pPr>
-              <w:spacing w:after="40"/>
-            </w:pPr>
-            <w:r/>
-            <w:r>
-              <w:rPr>
-                <w:rFonts w:ascii="Calibri" w:hAnsi="Calibri" w:eastAsia="微软雅黑"/>
-                <w:b/>
-                <w:color w:val="23201C"/>
-                <w:sz w:val="21"/>
-              </w:rPr>
-              <w:t>发群里的简版</w:t>
-            </w:r>
-          </w:p>
           <w:p>
             <w:pPr>
               <w:spacing w:after="40"/>
@@ -100,7 +112,21 @@
                 <w:color w:val="23201C"/>
                 <w:sz w:val="21"/>
               </w:rPr>
-              <w:t>想恢复：设置里关掉这两个权限，再卸载。详细步骤和恢复脚本在这份文档里。</w:t>
+              <w:t>想恢复：设置里关掉这两个权限，再卸载。</w:t>
+            </w:r>
+          </w:p>
+          <w:p>
+            <w:pPr>
+              <w:spacing w:after="40"/>
+            </w:pPr>
+            <w:r>
+              <w:rPr>
+                <w:rFonts w:ascii="Calibri" w:hAnsi="Calibri" w:eastAsia="微软雅黑"/>
+                <w:b w:val="0"/>
+                <w:color w:val="23201C"/>
+                <w:sz w:val="21"/>
+              </w:rPr>
+              <w:t>详细步骤和恢复脚本在这份文档里。</w:t>
             </w:r>
           </w:p>
         </w:tc>
@@ -137,7 +163,58 @@
           <w:color w:val="23201C"/>
           <w:sz w:val="22"/>
         </w:rPr>
-        <w:t>U 盘一个，FAT32 格式，把 tvhome-zh-2.0.15.apk 拷到根目录。老电视用 tvhome-zh-2.0.15-legacy.apk。</w:t>
+        <w:t xml:space="preserve">U 盘一个，FAT32 格式，把 </w:t>
+      </w:r>
+      <w:r>
+        <w:rPr>
+          <w:rFonts w:ascii="Consolas" w:hAnsi="Consolas" w:eastAsia="Consolas"/>
+          <w:b w:val="0"/>
+          <w:color w:val="23201C"/>
+          <w:sz w:val="22"/>
+        </w:rPr>
+        <w:t>tvhome-zh-2.1.7.apk</w:t>
+      </w:r>
+      <w:r>
+        <w:rPr>
+          <w:rFonts w:ascii="Calibri" w:hAnsi="Calibri" w:eastAsia="微软雅黑"/>
+          <w:b w:val="0"/>
+          <w:color w:val="23201C"/>
+          <w:sz w:val="22"/>
+        </w:rPr>
+        <w:t xml:space="preserve"> 拷到根目录。老电视用 </w:t>
+      </w:r>
+      <w:r>
+        <w:rPr>
+          <w:rFonts w:ascii="Consolas" w:hAnsi="Consolas" w:eastAsia="Consolas"/>
+          <w:b w:val="0"/>
+          <w:color w:val="23201C"/>
+          <w:sz w:val="22"/>
+        </w:rPr>
+        <w:t>tvhome-zh-2.1.7-legacy.apk</w:t>
+      </w:r>
+      <w:r>
+        <w:rPr>
+          <w:rFonts w:ascii="Calibri" w:hAnsi="Calibri" w:eastAsia="微软雅黑"/>
+          <w:b w:val="0"/>
+          <w:color w:val="23201C"/>
+          <w:sz w:val="22"/>
+        </w:rPr>
+        <w:t>。</w:t>
+      </w:r>
+    </w:p>
+    <w:p>
+      <w:pPr>
+        <w:pStyle w:val="ListBullet"/>
+        <w:spacing w:after="80"/>
+      </w:pPr>
+      <w:r>
+        <w:rPr>
+          <w:rFonts w:ascii="Calibri" w:hAnsi="Calibri" w:eastAsia="微软雅黑"/>
+          <w:b w:val="0"/>
+          <w:color w:val="23201C"/>
+          <w:sz w:val="22"/>
+        </w:rPr>
+        <w:t>小米 HyperOS 3 机型（例如 MiTV-MFFU0）必须用 idun 定制版，标准版装上去按 Home 还是会回原厂桌面。</w:t>
       </w:r>
     </w:p>
     <w:p>
@@ -163,11 +240,20 @@
       <w:r>
         <w:rPr>
           <w:rFonts w:ascii="Calibri" w:hAnsi="Calibri" w:eastAsia="微软雅黑"/>
+          <w:b/>
+          <w:color w:val="23201C"/>
+          <w:sz w:val="22"/>
+        </w:rPr>
+        <w:t>手机不能装</w:t>
+      </w:r>
+      <w:r>
+        <w:rPr>
+          <w:rFonts w:ascii="Calibri" w:hAnsi="Calibri" w:eastAsia="微软雅黑"/>
           <w:b w:val="0"/>
           <w:color w:val="23201C"/>
           <w:sz w:val="22"/>
         </w:rPr>
-        <w:t>手机不能装：2.0.15 起在手机上打开会提示「这是电视桌面」，并可直接卸载。本应用只支持电视、投影仪和电视盒子。</w:t>
+        <w:t>：2.0.15 起在手机上打开会提示「这是电视桌面」，并可直接卸载。本应用只支持电视、投影仪和电视盒子。</w:t>
       </w:r>
     </w:p>
     <w:p>
@@ -186,8 +272,7 @@
     </w:p>
     <w:p>
       <w:pPr>
-        <w:pStyle w:val="ListBullet"/>
-        <w:spacing w:after="80"/>
+        <w:spacing w:before="0" w:after="120"/>
       </w:pPr>
       <w:r>
         <w:rPr>
@@ -196,13 +281,12 @@
           <w:color w:val="23201C"/>
           <w:sz w:val="22"/>
         </w:rPr>
-        <w:t>U 盘插到电视 USB 口。</w:t>
+        <w:t>1. U 盘插到电视 USB 口。</w:t>
       </w:r>
     </w:p>
     <w:p>
       <w:pPr>
-        <w:pStyle w:val="ListBullet"/>
-        <w:spacing w:after="80"/>
+        <w:spacing w:before="0" w:after="120"/>
       </w:pPr>
       <w:r>
         <w:rPr>
@@ -211,13 +295,12 @@
           <w:color w:val="23201C"/>
           <w:sz w:val="22"/>
         </w:rPr>
-        <w:t>电视上打开「应用 → 媒体中心」（有的固件叫「高清播放器」）。</w:t>
+        <w:t>2. 电视上打开「应用 → 媒体中心」（有的固件叫「高清播放器」）。</w:t>
       </w:r>
     </w:p>
     <w:p>
       <w:pPr>
-        <w:pStyle w:val="ListBullet"/>
-        <w:spacing w:after="80"/>
+        <w:spacing w:before="0" w:after="120"/>
       </w:pPr>
       <w:r>
         <w:rPr>
@@ -226,13 +309,12 @@
           <w:color w:val="23201C"/>
           <w:sz w:val="22"/>
         </w:rPr>
-        <w:t>找到 apk，按确定安装。</w:t>
+        <w:t>3. 找到 apk，按确定安装。</w:t>
       </w:r>
     </w:p>
     <w:p>
       <w:pPr>
-        <w:pStyle w:val="ListBullet"/>
-        <w:spacing w:after="80"/>
+        <w:spacing w:before="0" w:after="120"/>
       </w:pPr>
       <w:r>
         <w:rPr>
@@ -241,7 +323,341 @@
           <w:color w:val="23201C"/>
           <w:sz w:val="22"/>
         </w:rPr>
-        <w:t>提示未知来源时：设置 → 账号与安全 → 允许安装未知来源应用。</w:t>
+        <w:t>4. 提示未知来源时：设置 → 账号与安全 → 允许安装未知来源应用。</w:t>
+      </w:r>
+    </w:p>
+    <w:p>
+      <w:pPr>
+        <w:spacing w:before="160" w:after="40"/>
+      </w:pPr>
+      <w:r>
+        <w:rPr>
+          <w:rFonts w:ascii="Calibri" w:hAnsi="Calibri" w:eastAsia="微软雅黑"/>
+          <w:b/>
+          <w:color w:val="23201C"/>
+          <w:sz w:val="22"/>
+        </w:rPr>
+        <w:t>提示「应用未安装」或「已阻止」怎么办</w:t>
+      </w:r>
+    </w:p>
+    <w:p>
+      <w:pPr>
+        <w:spacing w:before="0" w:after="120"/>
+      </w:pPr>
+      <w:r>
+        <w:rPr>
+          <w:rFonts w:ascii="Calibri" w:hAnsi="Calibri" w:eastAsia="微软雅黑"/>
+          <w:b w:val="0"/>
+          <w:color w:val="23201C"/>
+          <w:sz w:val="22"/>
+        </w:rPr>
+        <w:t>按顺序排查，前两条最常见：</w:t>
+      </w:r>
+    </w:p>
+    <w:p>
+      <w:pPr>
+        <w:spacing w:before="0" w:after="120"/>
+      </w:pPr>
+      <w:r>
+        <w:rPr>
+          <w:rFonts w:ascii="Calibri" w:hAnsi="Calibri" w:eastAsia="微软雅黑"/>
+          <w:b w:val="0"/>
+          <w:color w:val="23201C"/>
+          <w:sz w:val="22"/>
+        </w:rPr>
+        <w:t xml:space="preserve">1. </w:t>
+      </w:r>
+      <w:r>
+        <w:rPr>
+          <w:rFonts w:ascii="Calibri" w:hAnsi="Calibri" w:eastAsia="微软雅黑"/>
+          <w:b/>
+          <w:color w:val="23201C"/>
+          <w:sz w:val="22"/>
+        </w:rPr>
+        <w:t>先卸载旧版</w:t>
+      </w:r>
+      <w:r>
+        <w:rPr>
+          <w:rFonts w:ascii="Calibri" w:hAnsi="Calibri" w:eastAsia="微软雅黑"/>
+          <w:b w:val="0"/>
+          <w:color w:val="23201C"/>
+          <w:sz w:val="22"/>
+        </w:rPr>
+        <w:t>。之前装过别人打包的版本（签名不一样），或者装过更高版本（比如 beta），覆盖安装一定失败。到「应用」里把电视桌面卸掉再装。卸载会重置桌面设置（常用应用、壁纸），重装后重新设一下。</w:t>
+      </w:r>
+    </w:p>
+    <w:p>
+      <w:pPr>
+        <w:spacing w:before="0" w:after="120"/>
+      </w:pPr>
+      <w:r>
+        <w:rPr>
+          <w:rFonts w:ascii="Calibri" w:hAnsi="Calibri" w:eastAsia="微软雅黑"/>
+          <w:b w:val="0"/>
+          <w:color w:val="23201C"/>
+          <w:sz w:val="22"/>
+        </w:rPr>
+        <w:t xml:space="preserve">2. </w:t>
+      </w:r>
+      <w:r>
+        <w:rPr>
+          <w:rFonts w:ascii="Calibri" w:hAnsi="Calibri" w:eastAsia="微软雅黑"/>
+          <w:b/>
+          <w:color w:val="23201C"/>
+          <w:sz w:val="22"/>
+        </w:rPr>
+        <w:t>打开「未知来源」</w:t>
+      </w:r>
+      <w:r>
+        <w:rPr>
+          <w:rFonts w:ascii="Calibri" w:hAnsi="Calibri" w:eastAsia="微软雅黑"/>
+          <w:b w:val="0"/>
+          <w:color w:val="23201C"/>
+          <w:sz w:val="22"/>
+        </w:rPr>
+        <w:t>。各品牌位置：</w:t>
+      </w:r>
+    </w:p>
+    <w:p>
+      <w:pPr>
+        <w:pStyle w:val="ListBullet"/>
+        <w:spacing w:after="80"/>
+        <w:ind w:left="340"/>
+      </w:pPr>
+      <w:r>
+        <w:rPr>
+          <w:rFonts w:ascii="Calibri" w:hAnsi="Calibri" w:eastAsia="微软雅黑"/>
+          <w:b w:val="0"/>
+          <w:color w:val="23201C"/>
+          <w:sz w:val="22"/>
+        </w:rPr>
+        <w:t>小米 / Redmi：设置 → 账号与安全 → 允许安装未知来源的应用</w:t>
+      </w:r>
+    </w:p>
+    <w:p>
+      <w:pPr>
+        <w:pStyle w:val="ListBullet"/>
+        <w:spacing w:after="80"/>
+        <w:ind w:left="340"/>
+      </w:pPr>
+      <w:r>
+        <w:rPr>
+          <w:rFonts w:ascii="Calibri" w:hAnsi="Calibri" w:eastAsia="微软雅黑"/>
+          <w:b w:val="0"/>
+          <w:color w:val="23201C"/>
+          <w:sz w:val="22"/>
+        </w:rPr>
+        <w:t>创维 / 酷开：设置 → 通用 → 允许安装未知来源应用；有的型号走「我的应用 → U 盘安装」</w:t>
+      </w:r>
+    </w:p>
+    <w:p>
+      <w:pPr>
+        <w:pStyle w:val="ListBullet"/>
+        <w:spacing w:after="80"/>
+        <w:ind w:left="340"/>
+      </w:pPr>
+      <w:r>
+        <w:rPr>
+          <w:rFonts w:ascii="Calibri" w:hAnsi="Calibri" w:eastAsia="微软雅黑"/>
+          <w:b w:val="0"/>
+          <w:color w:val="23201C"/>
+          <w:sz w:val="22"/>
+        </w:rPr>
+        <w:t>海信：设置 → 更多设置 → 通用 → 商场模式</w:t>
+      </w:r>
+    </w:p>
+    <w:p>
+      <w:pPr>
+        <w:pStyle w:val="ListBullet"/>
+        <w:spacing w:after="80"/>
+        <w:ind w:left="340"/>
+      </w:pPr>
+      <w:r>
+        <w:rPr>
+          <w:rFonts w:ascii="Calibri" w:hAnsi="Calibri" w:eastAsia="微软雅黑"/>
+          <w:b w:val="0"/>
+          <w:color w:val="23201C"/>
+          <w:sz w:val="22"/>
+        </w:rPr>
+        <w:t>TCL：设置 → 系统 → 安全 → 安装未知应用</w:t>
+      </w:r>
+    </w:p>
+    <w:p>
+      <w:pPr>
+        <w:pStyle w:val="ListBullet"/>
+        <w:spacing w:after="80"/>
+        <w:ind w:left="340"/>
+      </w:pPr>
+      <w:r>
+        <w:rPr>
+          <w:rFonts w:ascii="Calibri" w:hAnsi="Calibri" w:eastAsia="微软雅黑"/>
+          <w:b w:val="0"/>
+          <w:color w:val="23201C"/>
+          <w:sz w:val="22"/>
+        </w:rPr>
+        <w:t>华为 / 荣耀：设置 → 安全 → 更多安全设置，关掉「纯净模式」</w:t>
+      </w:r>
+    </w:p>
+    <w:p>
+      <w:pPr>
+        <w:pStyle w:val="ListBullet"/>
+        <w:spacing w:after="80"/>
+        <w:ind w:left="340"/>
+      </w:pPr>
+      <w:r>
+        <w:rPr>
+          <w:rFonts w:ascii="Calibri" w:hAnsi="Calibri" w:eastAsia="微软雅黑"/>
+          <w:b w:val="0"/>
+          <w:color w:val="23201C"/>
+          <w:sz w:val="22"/>
+        </w:rPr>
+        <w:t>索尼：设置 → 安全和限制 → 未知来源</w:t>
+      </w:r>
+    </w:p>
+    <w:p>
+      <w:pPr>
+        <w:spacing w:before="0" w:after="120"/>
+      </w:pPr>
+      <w:r>
+        <w:rPr>
+          <w:rFonts w:ascii="Calibri" w:hAnsi="Calibri" w:eastAsia="微软雅黑"/>
+          <w:b w:val="0"/>
+          <w:color w:val="23201C"/>
+          <w:sz w:val="22"/>
+        </w:rPr>
+        <w:t xml:space="preserve">3. </w:t>
+      </w:r>
+      <w:r>
+        <w:rPr>
+          <w:rFonts w:ascii="Calibri" w:hAnsi="Calibri" w:eastAsia="微软雅黑"/>
+          <w:b/>
+          <w:color w:val="23201C"/>
+          <w:sz w:val="22"/>
+        </w:rPr>
+        <w:t>安全软件拦截</w:t>
+      </w:r>
+      <w:r>
+        <w:rPr>
+          <w:rFonts w:ascii="Calibri" w:hAnsi="Calibri" w:eastAsia="微软雅黑"/>
+          <w:b w:val="0"/>
+          <w:color w:val="23201C"/>
+          <w:sz w:val="22"/>
+        </w:rPr>
+        <w:t>：小米电视管家、各家的安全中心会拦第三方安装，先关掉「安装检测 / 病毒扫描」再装。</w:t>
+      </w:r>
+    </w:p>
+    <w:p>
+      <w:pPr>
+        <w:spacing w:before="0" w:after="120"/>
+      </w:pPr>
+      <w:r>
+        <w:rPr>
+          <w:rFonts w:ascii="Calibri" w:hAnsi="Calibri" w:eastAsia="微软雅黑"/>
+          <w:b w:val="0"/>
+          <w:color w:val="23201C"/>
+          <w:sz w:val="22"/>
+        </w:rPr>
+        <w:t xml:space="preserve">4. </w:t>
+      </w:r>
+      <w:r>
+        <w:rPr>
+          <w:rFonts w:ascii="Calibri" w:hAnsi="Calibri" w:eastAsia="微软雅黑"/>
+          <w:b/>
+          <w:color w:val="23201C"/>
+          <w:sz w:val="22"/>
+        </w:rPr>
+        <w:t>系统版本不对</w:t>
+      </w:r>
+      <w:r>
+        <w:rPr>
+          <w:rFonts w:ascii="Calibri" w:hAnsi="Calibri" w:eastAsia="微软雅黑"/>
+          <w:b w:val="0"/>
+          <w:color w:val="23201C"/>
+          <w:sz w:val="22"/>
+        </w:rPr>
+        <w:t xml:space="preserve">：安卓 5.1 及以下必须装 </w:t>
+      </w:r>
+      <w:r>
+        <w:rPr>
+          <w:rFonts w:ascii="Consolas" w:hAnsi="Consolas" w:eastAsia="Consolas"/>
+          <w:b w:val="0"/>
+          <w:color w:val="23201C"/>
+          <w:sz w:val="22"/>
+        </w:rPr>
+        <w:t>-legacy</w:t>
+      </w:r>
+      <w:r>
+        <w:rPr>
+          <w:rFonts w:ascii="Calibri" w:hAnsi="Calibri" w:eastAsia="微软雅黑"/>
+          <w:b w:val="0"/>
+          <w:color w:val="23201C"/>
+          <w:sz w:val="22"/>
+        </w:rPr>
+        <w:t xml:space="preserve"> 包，装普通版会提示未安装。</w:t>
+      </w:r>
+    </w:p>
+    <w:p>
+      <w:pPr>
+        <w:spacing w:before="0" w:after="120"/>
+      </w:pPr>
+      <w:r>
+        <w:rPr>
+          <w:rFonts w:ascii="Calibri" w:hAnsi="Calibri" w:eastAsia="微软雅黑"/>
+          <w:b w:val="0"/>
+          <w:color w:val="23201C"/>
+          <w:sz w:val="22"/>
+        </w:rPr>
+        <w:t xml:space="preserve">5. </w:t>
+      </w:r>
+      <w:r>
+        <w:rPr>
+          <w:rFonts w:ascii="Calibri" w:hAnsi="Calibri" w:eastAsia="微软雅黑"/>
+          <w:b/>
+          <w:color w:val="23201C"/>
+          <w:sz w:val="22"/>
+        </w:rPr>
+        <w:t>存储空间不足</w:t>
+      </w:r>
+      <w:r>
+        <w:rPr>
+          <w:rFonts w:ascii="Calibri" w:hAnsi="Calibri" w:eastAsia="微软雅黑"/>
+          <w:b w:val="0"/>
+          <w:color w:val="23201C"/>
+          <w:sz w:val="22"/>
+        </w:rPr>
+        <w:t>：设置里看剩余空间，不到 200MB 先清缓存再装。</w:t>
+      </w:r>
+    </w:p>
+    <w:p>
+      <w:pPr>
+        <w:spacing w:before="0" w:after="120"/>
+      </w:pPr>
+      <w:r>
+        <w:rPr>
+          <w:rFonts w:ascii="Calibri" w:hAnsi="Calibri" w:eastAsia="微软雅黑"/>
+          <w:b w:val="0"/>
+          <w:color w:val="23201C"/>
+          <w:sz w:val="22"/>
+        </w:rPr>
+        <w:t>6. 都不行就用电脑装，绕开电视的安装器：见第五节。还装不上，记下</w:t>
+      </w:r>
+      <w:r>
+        <w:rPr>
+          <w:rFonts w:ascii="Calibri" w:hAnsi="Calibri" w:eastAsia="微软雅黑"/>
+          <w:b/>
+          <w:color w:val="23201C"/>
+          <w:sz w:val="22"/>
+        </w:rPr>
+        <w:t>电视型号 + 安卓版本 + 提示原文</w:t>
+      </w:r>
+      <w:r>
+        <w:rPr>
+          <w:rFonts w:ascii="Calibri" w:hAnsi="Calibri" w:eastAsia="微软雅黑"/>
+          <w:b w:val="0"/>
+          <w:color w:val="23201C"/>
+          <w:sz w:val="22"/>
+        </w:rPr>
+        <w:t>发群里。型号在 设置 → 关于 里看。</w:t>
       </w:r>
     </w:p>
     <w:p>
@@ -274,7 +690,7 @@
     </w:p>
     <w:p>
       <w:pPr>
-        <w:spacing w:before="120" w:after="40"/>
+        <w:spacing w:before="160" w:after="40"/>
       </w:pPr>
       <w:r>
         <w:rPr>
@@ -302,7 +718,7 @@
     </w:p>
     <w:p>
       <w:pPr>
-        <w:spacing w:before="120" w:after="40"/>
+        <w:spacing w:before="160" w:after="40"/>
       </w:pPr>
       <w:r>
         <w:rPr>
@@ -325,7 +741,21 @@
           <w:color w:val="23201C"/>
           <w:sz w:val="22"/>
         </w:rPr>
-        <w:t>设置 → 使用情况访问 → 找到「电视桌面」→ 允许。有的固件在：设置 → 应用 → 特殊权限 → 使用情况访问。</w:t>
+        <w:t>设置 → 使用情况访问 → 找到「电视桌面」→ 允许。</w:t>
+      </w:r>
+    </w:p>
+    <w:p>
+      <w:pPr>
+        <w:spacing w:before="0" w:after="120"/>
+      </w:pPr>
+      <w:r>
+        <w:rPr>
+          <w:rFonts w:ascii="Calibri" w:hAnsi="Calibri" w:eastAsia="微软雅黑"/>
+          <w:b w:val="0"/>
+          <w:color w:val="23201C"/>
+          <w:sz w:val="22"/>
+        </w:rPr>
+        <w:t>有的固件在：设置 → 应用 → 特殊权限 → 使用情况访问。</w:t>
       </w:r>
     </w:p>
     <w:p>
@@ -368,7 +798,7 @@
           <w:color w:val="23201C"/>
           <w:sz w:val="22"/>
         </w:rPr>
-        <w:t>打开「电视桌面」。之后按 Home 就回这个桌面；已经在桌面时按 Home，回到第一屏。</w:t>
+        <w:t>装完在电视的「应用」列表里会多一个「电视桌面」图标，点它打开。之后按 Home 就回这个桌面；已经在桌面时按 Home，回到第一屏。</w:t>
       </w:r>
     </w:p>
     <w:p>
@@ -398,7 +828,7 @@
           <w:color w:val="23201C"/>
           <w:sz w:val="22"/>
         </w:rPr>
-        <w:t>选项/菜单键打开控制中心：网络、蓝牙、音量、亮度。</w:t>
+        <w:t>右上角两个入口：左边 Wi-Fi，右边控制中心（开关图标）。部分遥控器的菜单/设置键直接开「桌面设置」。</w:t>
       </w:r>
     </w:p>
     <w:p>
@@ -413,52 +843,7 @@
           <w:color w:val="23201C"/>
           <w:sz w:val="22"/>
         </w:rPr>
-        <w:t>右上角三个按钮：桌面（壁纸和外观）、常用（挑常用应用）、控制中心。</w:t>
-      </w:r>
-    </w:p>
-    <w:p>
-      <w:pPr>
-        <w:pStyle w:val="ListBullet"/>
-        <w:spacing w:after="80"/>
-      </w:pPr>
-      <w:r>
-        <w:rPr>
-          <w:rFonts w:ascii="Calibri" w:hAnsi="Calibri" w:eastAsia="微软雅黑"/>
-          <w:b w:val="0"/>
-          <w:color w:val="23201C"/>
-          <w:sz w:val="22"/>
-        </w:rPr>
-        <w:t>每行图标数在「桌面」面板里改：自动 / 4 / 6 / 8，点一下图标小一档，只动下面的应用区，顶上时间和右上角按钮不变。</w:t>
-      </w:r>
-    </w:p>
-    <w:p>
-      <w:pPr>
-        <w:pStyle w:val="ListBullet"/>
-        <w:spacing w:after="80"/>
-      </w:pPr>
-      <w:r>
-        <w:rPr>
-          <w:rFonts w:ascii="Calibri" w:hAnsi="Calibri" w:eastAsia="微软雅黑"/>
-          <w:b w:val="0"/>
-          <w:color w:val="23201C"/>
-          <w:sz w:val="22"/>
-        </w:rPr>
-        <w:t>长按应用图标：加入常用、移出常用、卸载应用。</w:t>
-      </w:r>
-    </w:p>
-    <w:p>
-      <w:pPr>
-        <w:pStyle w:val="ListBullet"/>
-        <w:spacing w:after="80"/>
-      </w:pPr>
-      <w:r>
-        <w:rPr>
-          <w:rFonts w:ascii="Calibri" w:hAnsi="Calibri" w:eastAsia="微软雅黑"/>
-          <w:b w:val="0"/>
-          <w:color w:val="23201C"/>
-          <w:sz w:val="22"/>
-        </w:rPr>
-        <w:t>顶栏显示当地天气，IP 自动定位，30 分钟刷新一次。天气动态壁纸在「桌面」面板里开。</w:t>
+        <w:t>控制中心里：输入源、壁纸、常用应用、电视设置四个圆钮；下面有蓝牙、Dock 图标数量、运行中应用与服务、一键清理、按键映射；再下面是音量、投屏、检查更新、发送反馈。</w:t>
       </w:r>
     </w:p>
     <w:p>
@@ -474,6 +859,96 @@
           <w:sz w:val="22"/>
         </w:rPr>
         <w:t>控制中心 → 输入源：可以直接切 HDMI1/2/3、TV、AV（接游戏机、机顶盒用）。</w:t>
+      </w:r>
+    </w:p>
+    <w:p>
+      <w:pPr>
+        <w:pStyle w:val="ListBullet"/>
+        <w:spacing w:after="80"/>
+      </w:pPr>
+      <w:r>
+        <w:rPr>
+          <w:rFonts w:ascii="Calibri" w:hAnsi="Calibri" w:eastAsia="微软雅黑"/>
+          <w:b w:val="0"/>
+          <w:color w:val="23201C"/>
+          <w:sz w:val="22"/>
+        </w:rPr>
+        <w:t>每行图标数在「桌面设置」里改：自动 / 4 / 6 / 8，点一下图标小一档，只动下面的应用区，顶上时间和右上角按钮不变。</w:t>
+      </w:r>
+    </w:p>
+    <w:p>
+      <w:pPr>
+        <w:pStyle w:val="ListBullet"/>
+        <w:spacing w:after="80"/>
+      </w:pPr>
+      <w:r>
+        <w:rPr>
+          <w:rFonts w:ascii="Calibri" w:hAnsi="Calibri" w:eastAsia="微软雅黑"/>
+          <w:b w:val="0"/>
+          <w:color w:val="23201C"/>
+          <w:sz w:val="22"/>
+        </w:rPr>
+        <w:t>Dock 图标数量在控制中心里改（1–8），调小后多出来的应用自动回桌面。</w:t>
+      </w:r>
+    </w:p>
+    <w:p>
+      <w:pPr>
+        <w:pStyle w:val="ListBullet"/>
+        <w:spacing w:after="80"/>
+      </w:pPr>
+      <w:r>
+        <w:rPr>
+          <w:rFonts w:ascii="Calibri" w:hAnsi="Calibri" w:eastAsia="微软雅黑"/>
+          <w:b w:val="0"/>
+          <w:color w:val="23201C"/>
+          <w:sz w:val="22"/>
+        </w:rPr>
+        <w:t>长按桌面应用图标：新建文件夹、移入文件夹、加入常用、卸载。</w:t>
+      </w:r>
+    </w:p>
+    <w:p>
+      <w:pPr>
+        <w:pStyle w:val="ListBullet"/>
+        <w:spacing w:after="80"/>
+      </w:pPr>
+      <w:r>
+        <w:rPr>
+          <w:rFonts w:ascii="Calibri" w:hAnsi="Calibri" w:eastAsia="微软雅黑"/>
+          <w:b w:val="0"/>
+          <w:color w:val="23201C"/>
+          <w:sz w:val="22"/>
+        </w:rPr>
+        <w:t>长按 Dock 图标：加入常用、调整顺序、卸载。</w:t>
+      </w:r>
+    </w:p>
+    <w:p>
+      <w:pPr>
+        <w:pStyle w:val="ListBullet"/>
+        <w:spacing w:after="80"/>
+      </w:pPr>
+      <w:r>
+        <w:rPr>
+          <w:rFonts w:ascii="Calibri" w:hAnsi="Calibri" w:eastAsia="微软雅黑"/>
+          <w:b w:val="0"/>
+          <w:color w:val="23201C"/>
+          <w:sz w:val="22"/>
+        </w:rPr>
+        <w:t>文件夹点开是玻璃面板，里面是图标 + 名字；长按文件夹可以添加应用或解散。</w:t>
+      </w:r>
+    </w:p>
+    <w:p>
+      <w:pPr>
+        <w:pStyle w:val="ListBullet"/>
+        <w:spacing w:after="80"/>
+      </w:pPr>
+      <w:r>
+        <w:rPr>
+          <w:rFonts w:ascii="Calibri" w:hAnsi="Calibri" w:eastAsia="微软雅黑"/>
+          <w:b w:val="0"/>
+          <w:color w:val="23201C"/>
+          <w:sz w:val="22"/>
+        </w:rPr>
+        <w:t>顶栏显示当地天气，IP 自动定位，30 分钟刷新一次。天气动态壁纸在「桌面设置」里开。</w:t>
       </w:r>
     </w:p>
     <w:p>
@@ -517,13 +992,12 @@
           <w:color w:val="23201C"/>
           <w:sz w:val="30"/>
         </w:rPr>
-        <w:t>五、用电脑开权限（设置里找不到时）</w:t>
+        <w:t>五、用电脑安装和开权限（U 盘装不上时）</w:t>
       </w:r>
     </w:p>
     <w:p>
       <w:pPr>
-        <w:pStyle w:val="ListBullet"/>
-        <w:spacing w:after="80"/>
+        <w:spacing w:before="0" w:after="120"/>
       </w:pPr>
       <w:r>
         <w:rPr>
@@ -532,13 +1006,12 @@
           <w:color w:val="23201C"/>
           <w:sz w:val="22"/>
         </w:rPr>
-        <w:t>电视：设置 → 账号与安全 → ADB 调试，打开。记下电视 IP（设置 → 关于 → 网络信息）。</w:t>
+        <w:t>电视提示「应用未安装 / 已阻止」、U 盘又找不到地方装时，用电脑的 adb 直接装，电视自己的安装器拦不到。</w:t>
       </w:r>
     </w:p>
     <w:p>
       <w:pPr>
-        <w:pStyle w:val="ListBullet"/>
-        <w:spacing w:after="80"/>
+        <w:spacing w:before="0" w:after="120"/>
       </w:pPr>
       <w:r>
         <w:rPr>
@@ -547,7 +1020,102 @@
           <w:color w:val="23201C"/>
           <w:sz w:val="22"/>
         </w:rPr>
-        <w:t>电脑装好 adb（platform-tools），执行：</w:t>
+        <w:t>1. 电视：设置 → 账号与安全 → ADB 调试，打开。记下电视 IP（设置 → 关于 → 网络信息）。</w:t>
+      </w:r>
+    </w:p>
+    <w:p>
+      <w:pPr>
+        <w:spacing w:before="0" w:after="120"/>
+      </w:pPr>
+      <w:r>
+        <w:rPr>
+          <w:rFonts w:ascii="Calibri" w:hAnsi="Calibri" w:eastAsia="微软雅黑"/>
+          <w:b w:val="0"/>
+          <w:color w:val="23201C"/>
+          <w:sz w:val="22"/>
+        </w:rPr>
+        <w:t>2. 电脑装好 adb（platform-tools）。</w:t>
+      </w:r>
+    </w:p>
+    <w:p>
+      <w:pPr>
+        <w:spacing w:before="0" w:after="120"/>
+      </w:pPr>
+      <w:r>
+        <w:rPr>
+          <w:rFonts w:ascii="Calibri" w:hAnsi="Calibri" w:eastAsia="微软雅黑"/>
+          <w:b w:val="0"/>
+          <w:color w:val="23201C"/>
+          <w:sz w:val="22"/>
+        </w:rPr>
+        <w:t>3. 安装（Mac / Linux，在解压出来的目录里执行）：</w:t>
+      </w:r>
+    </w:p>
+    <w:p>
+      <w:pPr>
+        <w:spacing w:before="0" w:after="0"/>
+        <w:ind w:left="340"/>
+        <w:shd w:val="clear" w:fill="F2F2F2"/>
+      </w:pPr>
+      <w:r>
+        <w:rPr>
+          <w:rFonts w:ascii="Consolas" w:hAnsi="Consolas" w:eastAsia="Consolas"/>
+          <w:b w:val="0"/>
+          <w:color w:val="23201C"/>
+          <w:sz w:val="20"/>
+        </w:rPr>
+        <w:t>bash install-tvhome.sh 192.168.1.23</w:t>
+      </w:r>
+    </w:p>
+    <w:p>
+      <w:pPr>
+        <w:spacing w:before="0" w:after="80"/>
+      </w:pPr>
+    </w:p>
+    <w:p>
+      <w:pPr>
+        <w:spacing w:before="0" w:after="120"/>
+      </w:pPr>
+      <w:r>
+        <w:rPr>
+          <w:rFonts w:ascii="Calibri" w:hAnsi="Calibri" w:eastAsia="微软雅黑"/>
+          <w:b w:val="0"/>
+          <w:color w:val="23201C"/>
+          <w:sz w:val="22"/>
+        </w:rPr>
+        <w:t xml:space="preserve">Windows 双击 </w:t>
+      </w:r>
+      <w:r>
+        <w:rPr>
+          <w:rFonts w:ascii="Consolas" w:hAnsi="Consolas" w:eastAsia="Consolas"/>
+          <w:b w:val="0"/>
+          <w:color w:val="23201C"/>
+          <w:sz w:val="22"/>
+        </w:rPr>
+        <w:t>install-tvhome.bat</w:t>
+      </w:r>
+      <w:r>
+        <w:rPr>
+          <w:rFonts w:ascii="Calibri" w:hAnsi="Calibri" w:eastAsia="微软雅黑"/>
+          <w:b w:val="0"/>
+          <w:color w:val="23201C"/>
+          <w:sz w:val="22"/>
+        </w:rPr>
+        <w:t>，按提示输入电视 IP。脚本会自己找同目录里的 apk，装不上时会直接说原因（签名冲突、版本更高、系统太老、空间不足）。</w:t>
+      </w:r>
+    </w:p>
+    <w:p>
+      <w:pPr>
+        <w:spacing w:before="0" w:after="120"/>
+      </w:pPr>
+      <w:r>
+        <w:rPr>
+          <w:rFonts w:ascii="Calibri" w:hAnsi="Calibri" w:eastAsia="微软雅黑"/>
+          <w:b w:val="0"/>
+          <w:color w:val="23201C"/>
+          <w:sz w:val="22"/>
+        </w:rPr>
+        <w:t>4. 装完开权限，执行：</w:t>
       </w:r>
     </w:p>
     <w:p>
@@ -635,7 +1203,7 @@
     </w:p>
     <w:p>
       <w:pPr>
-        <w:spacing w:before="0" w:after="40"/>
+        <w:spacing w:before="160" w:after="40"/>
       </w:pPr>
       <w:r>
         <w:rPr>
@@ -658,7 +1226,21 @@
           <w:color w:val="23201C"/>
           <w:sz w:val="22"/>
         </w:rPr>
-        <w:t>桌面顶部最右边「桌面」→ 面板最下面「卸载桌面（恢复原厂）」→ 系统弹卸载确认 → 确定。卸载后原厂桌面自动回来。</w:t>
+        <w:t>按遥控器菜单/设置键打开「桌面设置」→ 面板最下面「卸载桌面（恢复原厂）」→ 系统弹卸载确认 → 确定。</w:t>
+      </w:r>
+    </w:p>
+    <w:p>
+      <w:pPr>
+        <w:spacing w:before="0" w:after="120"/>
+      </w:pPr>
+      <w:r>
+        <w:rPr>
+          <w:rFonts w:ascii="Calibri" w:hAnsi="Calibri" w:eastAsia="微软雅黑"/>
+          <w:b w:val="0"/>
+          <w:color w:val="23201C"/>
+          <w:sz w:val="22"/>
+        </w:rPr>
+        <w:t>卸载后原厂桌面自动回来。</w:t>
       </w:r>
     </w:p>
     <w:p>
@@ -677,8 +1259,7 @@
     </w:p>
     <w:p>
       <w:pPr>
-        <w:pStyle w:val="ListBullet"/>
-        <w:spacing w:after="80"/>
+        <w:spacing w:before="0" w:after="120"/>
       </w:pPr>
       <w:r>
         <w:rPr>
@@ -687,13 +1268,12 @@
           <w:color w:val="23201C"/>
           <w:sz w:val="22"/>
         </w:rPr>
-        <w:t>设置 → 无障碍 → 关掉「Home 键回顶」</w:t>
+        <w:t>1. 设置 → 无障碍 → 关掉「Home 键回顶」</w:t>
       </w:r>
     </w:p>
     <w:p>
       <w:pPr>
-        <w:pStyle w:val="ListBullet"/>
-        <w:spacing w:after="80"/>
+        <w:spacing w:before="0" w:after="120"/>
       </w:pPr>
       <w:r>
         <w:rPr>
@@ -702,13 +1282,12 @@
           <w:color w:val="23201C"/>
           <w:sz w:val="22"/>
         </w:rPr>
-        <w:t>设置 → 使用情况访问 → 关掉「电视桌面」</w:t>
+        <w:t>2. 设置 → 使用情况访问 → 关掉「电视桌面」</w:t>
       </w:r>
     </w:p>
     <w:p>
       <w:pPr>
-        <w:pStyle w:val="ListBullet"/>
-        <w:spacing w:after="80"/>
+        <w:spacing w:before="0" w:after="120"/>
       </w:pPr>
       <w:r>
         <w:rPr>
@@ -717,7 +1296,7 @@
           <w:color w:val="23201C"/>
           <w:sz w:val="22"/>
         </w:rPr>
-        <w:t>设置 → 应用 → 应用管理 → 电视桌面 → 卸载</w:t>
+        <w:t>3. 设置 → 应用 → 应用管理 → 电视桌面 → 卸载</w:t>
       </w:r>
     </w:p>
     <w:p>
@@ -760,7 +1339,25 @@
           <w:color w:val="23201C"/>
           <w:sz w:val="22"/>
         </w:rPr>
-        <w:t>Windows：双击 restore-tvhome.bat，输入电视 IP。</w:t>
+        <w:t xml:space="preserve">Windows：双击 </w:t>
+      </w:r>
+      <w:r>
+        <w:rPr>
+          <w:rFonts w:ascii="Consolas" w:hAnsi="Consolas" w:eastAsia="Consolas"/>
+          <w:b w:val="0"/>
+          <w:color w:val="23201C"/>
+          <w:sz w:val="22"/>
+        </w:rPr>
+        <w:t>restore-tvhome.bat</w:t>
+      </w:r>
+      <w:r>
+        <w:rPr>
+          <w:rFonts w:ascii="Calibri" w:hAnsi="Calibri" w:eastAsia="微软雅黑"/>
+          <w:b w:val="0"/>
+          <w:color w:val="23201C"/>
+          <w:sz w:val="22"/>
+        </w:rPr>
+        <w:t>，输入电视 IP。</w:t>
       </w:r>
     </w:p>
     <w:p>
@@ -775,7 +1372,25 @@
           <w:color w:val="23201C"/>
           <w:sz w:val="22"/>
         </w:rPr>
-        <w:t>Mac：终端执行 bash restore-tvhome.sh 192.168.1.23。</w:t>
+        <w:t xml:space="preserve">Mac：终端执行 </w:t>
+      </w:r>
+      <w:r>
+        <w:rPr>
+          <w:rFonts w:ascii="Consolas" w:hAnsi="Consolas" w:eastAsia="Consolas"/>
+          <w:b w:val="0"/>
+          <w:color w:val="23201C"/>
+          <w:sz w:val="22"/>
+        </w:rPr>
+        <w:t>bash restore-tvhome.sh 192.168.1.23</w:t>
+      </w:r>
+      <w:r>
+        <w:rPr>
+          <w:rFonts w:ascii="Calibri" w:hAnsi="Calibri" w:eastAsia="微软雅黑"/>
+          <w:b w:val="0"/>
+          <w:color w:val="23201C"/>
+          <w:sz w:val="22"/>
+        </w:rPr>
+        <w:t>。</w:t>
       </w:r>
     </w:p>
     <w:p>
@@ -817,7 +1432,25 @@
           <w:color w:val="23201C"/>
           <w:sz w:val="22"/>
         </w:rPr>
-        <w:t>安卓 6.0 以下的电视装 tvhome-zh-2.0.15-legacy.apk，界面和用法一样，区别在下面几点。</w:t>
+        <w:t xml:space="preserve">安卓 6.0 以下的电视装 </w:t>
+      </w:r>
+      <w:r>
+        <w:rPr>
+          <w:rFonts w:ascii="Consolas" w:hAnsi="Consolas" w:eastAsia="Consolas"/>
+          <w:b w:val="0"/>
+          <w:color w:val="23201C"/>
+          <w:sz w:val="22"/>
+        </w:rPr>
+        <w:t>tvhome-zh-2.1.7-legacy.apk</w:t>
+      </w:r>
+      <w:r>
+        <w:rPr>
+          <w:rFonts w:ascii="Calibri" w:hAnsi="Calibri" w:eastAsia="微软雅黑"/>
+          <w:b w:val="0"/>
+          <w:color w:val="23201C"/>
+          <w:sz w:val="22"/>
+        </w:rPr>
+        <w:t>，界面和用法一样，区别在下面几点。</w:t>
       </w:r>
     </w:p>
     <w:p>
@@ -828,11 +1461,20 @@
       <w:r>
         <w:rPr>
           <w:rFonts w:ascii="Calibri" w:hAnsi="Calibri" w:eastAsia="微软雅黑"/>
+          <w:b/>
+          <w:color w:val="23201C"/>
+          <w:sz w:val="22"/>
+        </w:rPr>
+        <w:t>装哪个</w:t>
+      </w:r>
+      <w:r>
+        <w:rPr>
+          <w:rFonts w:ascii="Calibri" w:hAnsi="Calibri" w:eastAsia="微软雅黑"/>
           <w:b w:val="0"/>
           <w:color w:val="23201C"/>
           <w:sz w:val="22"/>
         </w:rPr>
-        <w:t>装哪个：安卓 6.0 及以上装普通版，4.0–5.1 装老设备版。装错了系统会拒绝安装，不会把电视弄坏。</w:t>
+        <w:t>：安卓 6.0 及以上装普通版，4.0–5.1 装老设备版。装错了系统会拒绝安装，不会把电视弄坏。</w:t>
       </w:r>
     </w:p>
     <w:p>
@@ -843,11 +1485,20 @@
       <w:r>
         <w:rPr>
           <w:rFonts w:ascii="Calibri" w:hAnsi="Calibri" w:eastAsia="微软雅黑"/>
+          <w:b/>
+          <w:color w:val="23201C"/>
+          <w:sz w:val="22"/>
+        </w:rPr>
+        <w:t>权限只开无障碍</w:t>
+      </w:r>
+      <w:r>
+        <w:rPr>
+          <w:rFonts w:ascii="Calibri" w:hAnsi="Calibri" w:eastAsia="微软雅黑"/>
           <w:b w:val="0"/>
           <w:color w:val="23201C"/>
           <w:sz w:val="22"/>
         </w:rPr>
-        <w:t>权限只开无障碍：安卓 4.4 及以下没有「使用情况访问」，只开无障碍就够；5.x 两个都开，和其它机型一样。</w:t>
+        <w:t>：安卓 4.4 及以下没有「使用情况访问」，只开无障碍就够；5.x 两个都开，和其它机型一样。</w:t>
       </w:r>
     </w:p>
     <w:p>
@@ -858,11 +1509,20 @@
       <w:r>
         <w:rPr>
           <w:rFonts w:ascii="Calibri" w:hAnsi="Calibri" w:eastAsia="微软雅黑"/>
+          <w:b/>
+          <w:color w:val="23201C"/>
+          <w:sz w:val="22"/>
+        </w:rPr>
+        <w:t>海报和片段可能没有</w:t>
+      </w:r>
+      <w:r>
+        <w:rPr>
+          <w:rFonts w:ascii="Calibri" w:hAnsi="Calibri" w:eastAsia="微软雅黑"/>
           <w:b w:val="0"/>
           <w:color w:val="23201C"/>
           <w:sz w:val="22"/>
         </w:rPr>
-        <w:t>海报和片段可能没有：老电视的网络加密协议旧，取不到图时会显示静态壁纸，桌面照常用。</w:t>
+        <w:t>：老电视的网络加密协议旧，取不到图时会显示静态壁纸，桌面照常用。</w:t>
       </w:r>
     </w:p>
     <w:p>
@@ -873,11 +1533,20 @@
       <w:r>
         <w:rPr>
           <w:rFonts w:ascii="Calibri" w:hAnsi="Calibri" w:eastAsia="微软雅黑"/>
+          <w:b/>
+          <w:color w:val="23201C"/>
+          <w:sz w:val="22"/>
+        </w:rPr>
+        <w:t>更新走老设备线路</w:t>
+      </w:r>
+      <w:r>
+        <w:rPr>
+          <w:rFonts w:ascii="Calibri" w:hAnsi="Calibri" w:eastAsia="微软雅黑"/>
           <w:b w:val="0"/>
           <w:color w:val="23201C"/>
           <w:sz w:val="22"/>
         </w:rPr>
-        <w:t>更新走老设备线路：装好后自动检查老设备版的更新，不会覆盖成普通版。</w:t>
+        <w:t>：装好后自动检查老设备版的更新，不会覆盖成普通版。</w:t>
       </w:r>
     </w:p>
     <w:p>
@@ -888,11 +1557,20 @@
       <w:r>
         <w:rPr>
           <w:rFonts w:ascii="Calibri" w:hAnsi="Calibri" w:eastAsia="微软雅黑"/>
+          <w:b/>
+          <w:color w:val="23201C"/>
+          <w:sz w:val="22"/>
+        </w:rPr>
+        <w:t>反馈一样能发</w:t>
+      </w:r>
+      <w:r>
+        <w:rPr>
+          <w:rFonts w:ascii="Calibri" w:hAnsi="Calibri" w:eastAsia="微软雅黑"/>
           <w:b w:val="0"/>
           <w:color w:val="23201C"/>
           <w:sz w:val="22"/>
         </w:rPr>
-        <w:t>反馈一样能发：控制中心里的「发送反馈」可用，群里报问题时说一声是老电视、什么型号。</w:t>
+        <w:t>：控制中心里的「发送反馈」可用，群里报问题时说一声是老电视、什么型号。</w:t>
       </w:r>
     </w:p>
     <w:p>
@@ -903,11 +1581,20 @@
       <w:r>
         <w:rPr>
           <w:rFonts w:ascii="Calibri" w:hAnsi="Calibri" w:eastAsia="微软雅黑"/>
+          <w:b/>
+          <w:color w:val="23201C"/>
+          <w:sz w:val="22"/>
+        </w:rPr>
+        <w:t>恢复原厂</w:t>
+      </w:r>
+      <w:r>
+        <w:rPr>
+          <w:rFonts w:ascii="Calibri" w:hAnsi="Calibri" w:eastAsia="微软雅黑"/>
           <w:b w:val="0"/>
           <w:color w:val="23201C"/>
           <w:sz w:val="22"/>
         </w:rPr>
-        <w:t>恢复原厂：和第六节完全相同，卸载后原厂桌面自动回来。</w:t>
+        <w:t>：和第六节完全相同，卸载后原厂桌面自动回来。</w:t>
       </w:r>
     </w:p>
     <w:p>
@@ -932,11 +1619,20 @@
       <w:r>
         <w:rPr>
           <w:rFonts w:ascii="Calibri" w:hAnsi="Calibri" w:eastAsia="微软雅黑"/>
+          <w:b/>
+          <w:color w:val="23201C"/>
+          <w:sz w:val="22"/>
+        </w:rPr>
+        <w:t>开机先进了原厂桌面</w:t>
+      </w:r>
+      <w:r>
+        <w:rPr>
+          <w:rFonts w:ascii="Calibri" w:hAnsi="Calibri" w:eastAsia="微软雅黑"/>
           <w:b w:val="0"/>
           <w:color w:val="23201C"/>
           <w:sz w:val="22"/>
         </w:rPr>
-        <w:t>开机先进了原厂桌面：正常，几秒内自动盖回来。</w:t>
+        <w:t>：正常，几秒内自动盖回来。</w:t>
       </w:r>
     </w:p>
     <w:p>
@@ -947,11 +1643,20 @@
       <w:r>
         <w:rPr>
           <w:rFonts w:ascii="Calibri" w:hAnsi="Calibri" w:eastAsia="微软雅黑"/>
+          <w:b/>
+          <w:color w:val="23201C"/>
+          <w:sz w:val="22"/>
+        </w:rPr>
+        <w:t>装完找不到「电视桌面」</w:t>
+      </w:r>
+      <w:r>
+        <w:rPr>
+          <w:rFonts w:ascii="Calibri" w:hAnsi="Calibri" w:eastAsia="微软雅黑"/>
           <w:b w:val="0"/>
           <w:color w:val="23201C"/>
           <w:sz w:val="22"/>
         </w:rPr>
-        <w:t>按 Home 还是回原厂：检查两个权限是不是都开了；重装过的话无障碍会掉，重新打开一次。</w:t>
+        <w:t>：在电视的「应用」列表里，图标是一个桌面图案，名字叫「电视桌面」；有的固件要按「下」翻到第二行。实在找不到就重装一次，安装完成时直接点「打开」。</w:t>
       </w:r>
     </w:p>
     <w:p>
@@ -962,11 +1667,20 @@
       <w:r>
         <w:rPr>
           <w:rFonts w:ascii="Calibri" w:hAnsi="Calibri" w:eastAsia="微软雅黑"/>
+          <w:b/>
+          <w:color w:val="23201C"/>
+          <w:sz w:val="22"/>
+        </w:rPr>
+        <w:t>装的时候提示「应用未安装」/「已阻止」</w:t>
+      </w:r>
+      <w:r>
+        <w:rPr>
+          <w:rFonts w:ascii="Calibri" w:hAnsi="Calibri" w:eastAsia="微软雅黑"/>
           <w:b w:val="0"/>
           <w:color w:val="23201C"/>
           <w:sz w:val="22"/>
         </w:rPr>
-        <w:t>点「下载并安装」提示「此电视不支持」：1.7.1 及以前的小米电视会这样。用这个包手动装一次 2.0.15，之后再升级就正常了。</w:t>
+        <w:t>：见第二节下面的排查顺序，九成是旧版签名冲突或没开未知来源。</w:t>
       </w:r>
     </w:p>
     <w:p>
@@ -977,11 +1691,20 @@
       <w:r>
         <w:rPr>
           <w:rFonts w:ascii="Calibri" w:hAnsi="Calibri" w:eastAsia="微软雅黑"/>
+          <w:b/>
+          <w:color w:val="23201C"/>
+          <w:sz w:val="22"/>
+        </w:rPr>
+        <w:t>按 Home 还是回原厂</w:t>
+      </w:r>
+      <w:r>
+        <w:rPr>
+          <w:rFonts w:ascii="Calibri" w:hAnsi="Calibri" w:eastAsia="微软雅黑"/>
           <w:b w:val="0"/>
           <w:color w:val="23201C"/>
           <w:sz w:val="22"/>
         </w:rPr>
-        <w:t>海报没有图：先确认电视联网；第一次打开要拉一遍数据，稍等一会儿。</w:t>
+        <w:t>：检查两个权限是不是都开了；重装过的话无障碍会掉，重新打开一次。</w:t>
       </w:r>
     </w:p>
     <w:p>
@@ -992,11 +1715,20 @@
       <w:r>
         <w:rPr>
           <w:rFonts w:ascii="Calibri" w:hAnsi="Calibri" w:eastAsia="微软雅黑"/>
+          <w:b/>
+          <w:color w:val="23201C"/>
+          <w:sz w:val="22"/>
+        </w:rPr>
+        <w:t>点「下载并安装」提示「此电视不支持」</w:t>
+      </w:r>
+      <w:r>
+        <w:rPr>
+          <w:rFonts w:ascii="Calibri" w:hAnsi="Calibri" w:eastAsia="微软雅黑"/>
           <w:b w:val="0"/>
           <w:color w:val="23201C"/>
           <w:sz w:val="22"/>
         </w:rPr>
-        <w:t>遥控器失灵：长按电视电源键重启。还不行就跑一键恢复。</w:t>
+        <w:t>：1.7.1 及以前的小米电视会这样。用这个包手动装一次 2.1.7，之后再升级就正常了。</w:t>
       </w:r>
     </w:p>
     <w:p>
@@ -1007,11 +1739,68 @@
       <w:r>
         <w:rPr>
           <w:rFonts w:ascii="Calibri" w:hAnsi="Calibri" w:eastAsia="微软雅黑"/>
+          <w:b/>
+          <w:color w:val="23201C"/>
+          <w:sz w:val="22"/>
+        </w:rPr>
+        <w:t>海报没有图</w:t>
+      </w:r>
+      <w:r>
+        <w:rPr>
+          <w:rFonts w:ascii="Calibri" w:hAnsi="Calibri" w:eastAsia="微软雅黑"/>
           <w:b w:val="0"/>
           <w:color w:val="23201C"/>
           <w:sz w:val="22"/>
         </w:rPr>
-        <w:t>恢复后想再装：U 盘再装一次就行。</w:t>
+        <w:t>：先确认电视联网；第一次打开要拉一遍数据，稍等一会儿。</w:t>
+      </w:r>
+    </w:p>
+    <w:p>
+      <w:pPr>
+        <w:pStyle w:val="ListBullet"/>
+        <w:spacing w:after="80"/>
+      </w:pPr>
+      <w:r>
+        <w:rPr>
+          <w:rFonts w:ascii="Calibri" w:hAnsi="Calibri" w:eastAsia="微软雅黑"/>
+          <w:b/>
+          <w:color w:val="23201C"/>
+          <w:sz w:val="22"/>
+        </w:rPr>
+        <w:t>遥控器失灵</w:t>
+      </w:r>
+      <w:r>
+        <w:rPr>
+          <w:rFonts w:ascii="Calibri" w:hAnsi="Calibri" w:eastAsia="微软雅黑"/>
+          <w:b w:val="0"/>
+          <w:color w:val="23201C"/>
+          <w:sz w:val="22"/>
+        </w:rPr>
+        <w:t>：长按电视电源键重启。还不行就跑一键恢复。</w:t>
+      </w:r>
+    </w:p>
+    <w:p>
+      <w:pPr>
+        <w:pStyle w:val="ListBullet"/>
+        <w:spacing w:after="80"/>
+      </w:pPr>
+      <w:r>
+        <w:rPr>
+          <w:rFonts w:ascii="Calibri" w:hAnsi="Calibri" w:eastAsia="微软雅黑"/>
+          <w:b/>
+          <w:color w:val="23201C"/>
+          <w:sz w:val="22"/>
+        </w:rPr>
+        <w:t>恢复后想再装</w:t>
+      </w:r>
+      <w:r>
+        <w:rPr>
+          <w:rFonts w:ascii="Calibri" w:hAnsi="Calibri" w:eastAsia="微软雅黑"/>
+          <w:b w:val="0"/>
+          <w:color w:val="23201C"/>
+          <w:sz w:val="22"/>
+        </w:rPr>
+        <w:t>：U 盘再装一次就行。</w:t>
       </w:r>
     </w:p>
     <w:p>
@@ -1030,7 +1819,7 @@
           <w:color w:val="888480"/>
           <w:sz w:val="18"/>
         </w:rPr>
-        <w:t>— 电视桌面 2.0.15 · 2026-10</w:t>
+        <w:t>— 电视桌面 2.1.7 · 2026-10</w:t>
       </w:r>
     </w:p>
     <w:sectPr>

--- a/docs/安装与恢复教程.docx
+++ b/docs/安装与恢复教程.docx
@@ -13,7 +13,7 @@
           <w:color w:val="23201C"/>
           <w:sz w:val="40"/>
         </w:rPr>
-        <w:t>电视桌面 2.1.7 安装教程</w:t>
+        <w:t>电视桌面 2.1.11 安装教程</w:t>
       </w:r>
     </w:p>
     <w:p>
@@ -172,7 +172,7 @@
           <w:color w:val="23201C"/>
           <w:sz w:val="22"/>
         </w:rPr>
-        <w:t>tvhome-zh-2.1.7.apk</w:t>
+        <w:t>tvhome-zh-2.1.11.apk</w:t>
       </w:r>
       <w:r>
         <w:rPr>
@@ -190,7 +190,7 @@
           <w:color w:val="23201C"/>
           <w:sz w:val="22"/>
         </w:rPr>
-        <w:t>tvhome-zh-2.1.7-legacy.apk</w:t>
+        <w:t>tvhome-zh-2.1.11-legacy.apk</w:t>
       </w:r>
       <w:r>
         <w:rPr>
@@ -1441,7 +1441,7 @@
           <w:color w:val="23201C"/>
           <w:sz w:val="22"/>
         </w:rPr>
-        <w:t>tvhome-zh-2.1.7-legacy.apk</w:t>
+        <w:t>tvhome-zh-2.1.11-legacy.apk</w:t>
       </w:r>
       <w:r>
         <w:rPr>
@@ -1728,7 +1728,7 @@
           <w:color w:val="23201C"/>
           <w:sz w:val="22"/>
         </w:rPr>
-        <w:t>：1.7.1 及以前的小米电视会这样。用这个包手动装一次 2.1.7，之后再升级就正常了。</w:t>
+        <w:t>：1.7.1 及以前的小米电视会这样。用这个包手动装一次 2.1.11，之后再升级就正常了。</w:t>
       </w:r>
     </w:p>
     <w:p>
@@ -1819,7 +1819,7 @@
           <w:color w:val="888480"/>
           <w:sz w:val="18"/>
         </w:rPr>
-        <w:t>— 电视桌面 2.1.7 · 2026-10</w:t>
+        <w:t>— 电视桌面 2.1.11 · 2026-10</w:t>
       </w:r>
     </w:p>
     <w:sectPr>
